--- a/news/20260502.docx
+++ b/news/20260502.docx
@@ -467,7 +467,7 @@
         </w:rPr>
         <w:t xml:space="preserve">查看原文: </w:t>
       </w:r>
-      <w:hyperlink w:history="1" r:id="rIdiiraiqxqhhs7nthqt6yx-">
+      <w:hyperlink w:history="1" r:id="rIdnuar4_-4ep1mwzzu5jewx">
         <w:r>
           <w:rPr>
             <w:rStyle w:val="Hyperlink"/>
@@ -537,7 +537,7 @@
         </w:rPr>
         <w:t xml:space="preserve">查看原文: </w:t>
       </w:r>
-      <w:hyperlink w:history="1" r:id="rIdvdo6hcvravyobt345g3pi">
+      <w:hyperlink w:history="1" r:id="rIdmklokbgcz5zvee6g6nxnd">
         <w:r>
           <w:rPr>
             <w:rStyle w:val="Hyperlink"/>
@@ -581,7 +581,7 @@
         </w:rPr>
         <w:t xml:space="preserve">查看原文: </w:t>
       </w:r>
-      <w:hyperlink w:history="1" r:id="rIdqyvpeneur8dnez57z3kwp">
+      <w:hyperlink w:history="1" r:id="rIdxynvrtjq-qp9lk3pewn0x">
         <w:r>
           <w:rPr>
             <w:rStyle w:val="Hyperlink"/>
@@ -677,7 +677,7 @@
         </w:rPr>
         <w:t xml:space="preserve">查看原文: </w:t>
       </w:r>
-      <w:hyperlink w:history="1" r:id="rIdwjngz0eejizzuzcnklfui">
+      <w:hyperlink w:history="1" r:id="rIdjyn8lr8sir8acgwppire4">
         <w:r>
           <w:rPr>
             <w:rStyle w:val="Hyperlink"/>
@@ -773,7 +773,7 @@
         </w:rPr>
         <w:t xml:space="preserve">查看原文: </w:t>
       </w:r>
-      <w:hyperlink w:history="1" r:id="rIdunli47ujohfavh1jgruvy">
+      <w:hyperlink w:history="1" r:id="rIdaach_ohsf9yle5ac3y0sr">
         <w:r>
           <w:rPr>
             <w:rStyle w:val="Hyperlink"/>
@@ -856,7 +856,7 @@
         </w:rPr>
         <w:t xml:space="preserve">查看原文: </w:t>
       </w:r>
-      <w:hyperlink w:history="1" r:id="rIdmx6vibafewwjcvnkquzch">
+      <w:hyperlink w:history="1" r:id="rIdwevjtp49jdd1ifuhum5ms">
         <w:r>
           <w:rPr>
             <w:rStyle w:val="Hyperlink"/>
@@ -913,7 +913,7 @@
         </w:rPr>
         <w:t xml:space="preserve">查看原文: </w:t>
       </w:r>
-      <w:hyperlink w:history="1" r:id="rIdguurkdkjshqwi65glhd6r">
+      <w:hyperlink w:history="1" r:id="rIdo3w6gtvl-bcxlpaeyb4ul">
         <w:r>
           <w:rPr>
             <w:rStyle w:val="Hyperlink"/>
@@ -1139,7 +1139,7 @@
         </w:rPr>
         <w:t xml:space="preserve">查看原文: </w:t>
       </w:r>
-      <w:hyperlink w:history="1" r:id="rIdlvcy4rff3marptrfhqve7">
+      <w:hyperlink w:history="1" r:id="rIdfq4od-i2vsslsixg-txyd">
         <w:r>
           <w:rPr>
             <w:rStyle w:val="Hyperlink"/>
@@ -1183,7 +1183,7 @@
         </w:rPr>
         <w:t xml:space="preserve">查看原文: </w:t>
       </w:r>
-      <w:hyperlink w:history="1" r:id="rIdxzjzrso5qskonmi0su16k">
+      <w:hyperlink w:history="1" r:id="rIdciz1ulynrsi9w_wv_pwzf">
         <w:r>
           <w:rPr>
             <w:rStyle w:val="Hyperlink"/>
@@ -1240,7 +1240,7 @@
         </w:rPr>
         <w:t xml:space="preserve">查看原文: </w:t>
       </w:r>
-      <w:hyperlink w:history="1" r:id="rId0jtdi8pas7xmxkxkn-lkq">
+      <w:hyperlink w:history="1" r:id="rId1t6-d29uvzhk708qeu10a">
         <w:r>
           <w:rPr>
             <w:rStyle w:val="Hyperlink"/>
@@ -1336,7 +1336,7 @@
         </w:rPr>
         <w:t xml:space="preserve">查看原文: </w:t>
       </w:r>
-      <w:hyperlink w:history="1" r:id="rIdv6azs-ubfsn3w9y38_y7e">
+      <w:hyperlink w:history="1" r:id="rIdos1qoxeatzkpzwsvmvti1">
         <w:r>
           <w:rPr>
             <w:rStyle w:val="Hyperlink"/>
@@ -1523,7 +1523,7 @@
         </w:rPr>
         <w:t xml:space="preserve">查看原文: </w:t>
       </w:r>
-      <w:hyperlink w:history="1" r:id="rIdsuatiht2sxwqmnfb8udyb">
+      <w:hyperlink w:history="1" r:id="rIdbiiq9dmqlee3rhiy0cl5s">
         <w:r>
           <w:rPr>
             <w:rStyle w:val="Hyperlink"/>
@@ -1580,7 +1580,7 @@
         </w:rPr>
         <w:t xml:space="preserve">查看原文: </w:t>
       </w:r>
-      <w:hyperlink w:history="1" r:id="rIdvuo3kcc4f_rxwneshjfic">
+      <w:hyperlink w:history="1" r:id="rIddtrbuuyu9xrjbqbkwf9f_">
         <w:r>
           <w:rPr>
             <w:rStyle w:val="Hyperlink"/>
@@ -1610,7 +1610,7 @@
           <w:sz w:val="20"/>
           <w:szCs w:val="20"/>
         </w:rPr>
-        <w:t xml:space="preserve">(更新时间戳: 1777732314571)</w:t>
+        <w:t xml:space="preserve">(更新时间戳: 1777996514115)</w:t>
       </w:r>
     </w:p>
     <w:sectPr>
